--- a/example/main.docx
+++ b/example/main.docx
@@ -1060,7 +1060,7 @@
         <w:fldChar w:fldCharType="begin"/>
       </w:r>
       <w:r>
-        <w:instrText xml:space="preserve"> TOC \o "1-3" \h \z \u </w:instrText>
+        <w:instrText xml:space="preserve"> TOC \o "1-4" \h \z \u </w:instrText>
       </w:r>
       <w:r>
         <w:fldChar w:fldCharType="separate"/>
